--- a/apps/fidelity/fixtures/spike-page-02.docx
+++ b/apps/fidelity/fixtures/spike-page-02.docx
@@ -1,6 +1,6 @@
 
 <file path=word/document.xml><?xml version="1.0" encoding="utf-8"?>
-<w:document xmlns:wpc="http://schemas.microsoft.com/office/word/2010/wordprocessingCanvas" xmlns:cx="http://schemas.microsoft.com/office/drawing/2014/chartex" xmlns:cx1="http://schemas.microsoft.com/office/drawing/2015/9/8/chartex" xmlns:cx2="http://schemas.microsoft.com/office/drawing/2015/10/21/chartex" xmlns:cx3="http://schemas.microsoft.com/office/drawing/2016/5/9/chartex" xmlns:cx4="http://schemas.microsoft.com/office/drawing/2016/5/10/chartex" xmlns:cx5="http://schemas.microsoft.com/office/drawing/2016/5/11/chartex" xmlns:cx6="http://schemas.microsoft.com/office/drawing/2016/5/12/chartex" xmlns:cx7="http://schemas.microsoft.com/office/drawing/2016/5/13/chartex" xmlns:cx8="http://schemas.microsoft.com/office/drawing/2016/5/14/chartex" xmlns:mc="http://schemas.openxmlformats.org/markup-compatibility/2006" xmlns:aink="http://schemas.microsoft.com/office/drawing/2016/ink" xmlns:am3d="http://schemas.microsoft.com/office/drawing/2017/model3d" xmlns:o="urn:schemas-microsoft-com:office:office" xmlns:oel="http://schemas.microsoft.com/office/2019/extlst" xmlns:r="http://schemas.openxmlformats.org/officeDocument/2006/relationships" xmlns:m="http://schemas.openxmlformats.org/officeDocument/2006/math" xmlns:v="urn:schemas-microsoft-com:vml" xmlns:wp14="http://schemas.microsoft.com/office/word/2010/wordprocessingDrawing" xmlns:wp="http://schemas.openxmlformats.org/drawingml/2006/wordprocessingDrawing" xmlns:w10="urn:schemas-microsoft-com:office:word" xmlns:w="http://schemas.openxmlformats.org/wordprocessingml/2006/main" xmlns:w14="http://schemas.microsoft.com/office/word/2010/wordml" xmlns:w15="http://schemas.microsoft.com/office/word/2012/wordml" xmlns:w16cei="http://schemas.microsoft.com/office/word/2026/wordml/cei" xmlns:w16cex="http://schemas.microsoft.com/office/word/2018/wordml/cex" xmlns:w16cid="http://schemas.microsoft.com/office/word/2016/wordml/cid" xmlns:w16="http://schemas.microsoft.com/office/word/2018/wordml" xmlns:w16du="http://schemas.microsoft.com/office/word/2023/wordml/word16du" xmlns:w16sdtdh="http://schemas.microsoft.com/office/word/2020/wordml/sdtdatahash" xmlns:w16sdtfl="http://schemas.microsoft.com/office/word/2024/wordml/sdtformatlock" xmlns:w16se="http://schemas.microsoft.com/office/word/2015/wordml/symex" xmlns:wpg="http://schemas.microsoft.com/office/word/2010/wordprocessingGroup" xmlns:wpi="http://schemas.microsoft.com/office/word/2010/wordprocessingInk" xmlns:wne="http://schemas.microsoft.com/office/word/2006/wordml" xmlns:wps="http://schemas.microsoft.com/office/word/2010/wordprocessingShape" mc:Ignorable="w14 w15 w16se w16cid w16 w16cex w16sdtdh w16sdtfl w16du wp14">
+<w:document xmlns:wpc="http://schemas.microsoft.com/office/word/2010/wordprocessingCanvas" xmlns:cx="http://schemas.microsoft.com/office/drawing/2014/chartex" xmlns:cx1="http://schemas.microsoft.com/office/drawing/2015/9/8/chartex" xmlns:cx2="http://schemas.microsoft.com/office/drawing/2015/10/21/chartex" xmlns:cx3="http://schemas.microsoft.com/office/drawing/2016/5/9/chartex" xmlns:cx4="http://schemas.microsoft.com/office/drawing/2016/5/10/chartex" xmlns:cx5="http://schemas.microsoft.com/office/drawing/2016/5/11/chartex" xmlns:cx6="http://schemas.microsoft.com/office/drawing/2016/5/12/chartex" xmlns:cx7="http://schemas.microsoft.com/office/drawing/2016/5/13/chartex" xmlns:cx8="http://schemas.microsoft.com/office/drawing/2016/5/14/chartex" xmlns:mc="http://schemas.openxmlformats.org/markup-compatibility/2006" xmlns:aink="http://schemas.microsoft.com/office/drawing/2016/ink" xmlns:am3d="http://schemas.microsoft.com/office/drawing/2017/model3d" xmlns:o="urn:schemas-microsoft-com:office:office" xmlns:oel="http://schemas.microsoft.com/office/2019/extlst" xmlns:r="http://schemas.openxmlformats.org/officeDocument/2006/relationships" xmlns:m="http://schemas.openxmlformats.org/officeDocument/2006/math" xmlns:v="urn:schemas-microsoft-com:vml" xmlns:wp14="http://schemas.microsoft.com/office/word/2010/wordprocessingDrawing" xmlns:wp="http://schemas.openxmlformats.org/drawingml/2006/wordprocessingDrawing" xmlns:w10="urn:schemas-microsoft-com:office:word" xmlns:w="http://schemas.openxmlformats.org/wordprocessingml/2006/main" xmlns:w14="http://schemas.microsoft.com/office/word/2010/wordml" xmlns:w15="http://schemas.microsoft.com/office/word/2012/wordml" xmlns:w16cex="http://schemas.microsoft.com/office/word/2018/wordml/cex" xmlns:w16cid="http://schemas.microsoft.com/office/word/2016/wordml/cid" xmlns:w16="http://schemas.microsoft.com/office/word/2018/wordml" xmlns:w16du="http://schemas.microsoft.com/office/word/2023/wordml/word16du" xmlns:w16sdtdh="http://schemas.microsoft.com/office/word/2020/wordml/sdtdatahash" xmlns:w16sdtfl="http://schemas.microsoft.com/office/word/2024/wordml/sdtformatlock" xmlns:w16se="http://schemas.microsoft.com/office/word/2015/wordml/symex" xmlns:wpg="http://schemas.microsoft.com/office/word/2010/wordprocessingGroup" xmlns:wpi="http://schemas.microsoft.com/office/word/2010/wordprocessingInk" xmlns:wne="http://schemas.microsoft.com/office/word/2006/wordml" xmlns:wps="http://schemas.microsoft.com/office/word/2010/wordprocessingShape" mc:Ignorable="w14 w15 w16se w16cid w16 w16cex w16sdtdh w16sdtfl w16du wp14">
   <w:body>
     <w:p>
       <w:pPr>
@@ -144,7 +144,15 @@
           <w:rFonts w:ascii="Times New Roman" w:eastAsia="仿宋" w:hAnsi="Times New Roman" w:hint="eastAsia"/>
           <w:sz w:val="24"/>
         </w:rPr>
-        <w:t>巳午未申酉戌亥东南西北中春夏秋冬风雨雷电山川河海云雾霜雪松柏梅兰竹菊天地玄黄宇宙</w:t>
+        <w:t>巳午未申酉戌亥东南西北中春夏秋冬风雨雷电山川河海云雾霜雪松柏梅兰竹菊天地</w:t>
+      </w:r>
+      <w:r>
+        <w:rPr>
+          <w:rFonts w:ascii="Times New Roman" w:eastAsia="仿宋" w:hAnsi="Times New Roman" w:hint="eastAsia"/>
+          <w:sz w:val="24"/>
+        </w:rPr>
+        <w:lastRenderedPageBreak/>
+        <w:t>玄黄宇宙</w:t>
       </w:r>
     </w:p>
     <w:p>
@@ -181,6 +189,7 @@
           <w:rFonts w:ascii="Times New Roman" w:eastAsia="仿宋" w:hAnsi="Times New Roman" w:hint="eastAsia"/>
           <w:sz w:val="24"/>
         </w:rPr>
+        <w:lastRenderedPageBreak/>
         <w:t>戊己庚辛壬癸</w:t>
       </w:r>
     </w:p>
@@ -325,7 +334,15 @@
           <w:rFonts w:ascii="Times New Roman" w:eastAsia="仿宋" w:hAnsi="Times New Roman" w:hint="eastAsia"/>
           <w:sz w:val="24"/>
         </w:rPr>
-        <w:t>黄宇宙洪荒日月盈昃辰宿列张寒来暑往秋收冬藏闰余成岁律吕调阳甲乙丙丁戊己庚辛壬癸子</w:t>
+        <w:t>黄宇宙洪荒日月盈昃辰宿列张寒来暑往秋收冬藏闰余成岁律吕调阳甲乙丙丁戊己庚</w:t>
+      </w:r>
+      <w:r>
+        <w:rPr>
+          <w:rFonts w:ascii="Times New Roman" w:eastAsia="仿宋" w:hAnsi="Times New Roman" w:hint="eastAsia"/>
+          <w:sz w:val="24"/>
+        </w:rPr>
+        <w:lastRenderedPageBreak/>
+        <w:t>辛壬癸子</w:t>
       </w:r>
     </w:p>
     <w:p>
@@ -362,6 +379,7 @@
           <w:rFonts w:ascii="Times New Roman" w:eastAsia="仿宋" w:hAnsi="Times New Roman" w:hint="eastAsia"/>
           <w:sz w:val="24"/>
         </w:rPr>
+        <w:lastRenderedPageBreak/>
         <w:t>霜雪松柏梅兰</w:t>
       </w:r>
     </w:p>
@@ -524,7 +542,15 @@
           <w:rFonts w:ascii="Times New Roman" w:eastAsia="仿宋" w:hAnsi="Times New Roman" w:hint="eastAsia"/>
           <w:sz w:val="24"/>
         </w:rPr>
-        <w:t>辰巳午未申酉戌亥东南西北中春夏秋冬风雨雷电山川河海云雾霜雪松柏梅兰竹菊天地玄黄宇</w:t>
+        <w:t>辰巳午未申酉戌亥东南西北中春夏秋冬风雨雷电山川河海云雾霜雪松柏梅兰竹菊天</w:t>
+      </w:r>
+      <w:r>
+        <w:rPr>
+          <w:rFonts w:ascii="Times New Roman" w:eastAsia="仿宋" w:hAnsi="Times New Roman" w:hint="eastAsia"/>
+          <w:sz w:val="24"/>
+        </w:rPr>
+        <w:lastRenderedPageBreak/>
+        <w:t>地玄黄宇</w:t>
       </w:r>
     </w:p>
     <w:p>
@@ -561,6 +587,7 @@
           <w:rFonts w:ascii="Times New Roman" w:eastAsia="仿宋" w:hAnsi="Times New Roman" w:hint="eastAsia"/>
           <w:sz w:val="24"/>
         </w:rPr>
+        <w:lastRenderedPageBreak/>
         <w:t>丁戊己庚辛壬</w:t>
       </w:r>
     </w:p>
@@ -741,7 +768,15 @@
           <w:rFonts w:ascii="Times New Roman" w:eastAsia="仿宋" w:hAnsi="Times New Roman" w:hint="eastAsia"/>
           <w:sz w:val="24"/>
         </w:rPr>
-        <w:t>列张寒来暑往秋收冬藏闰余成岁律吕调阳甲乙丙丁戊己庚辛壬癸子丑寅卯辰巳午未申酉戌亥</w:t>
+        <w:t>列张寒来暑往秋收冬藏闰余成岁律吕调阳</w:t>
+      </w:r>
+      <w:r>
+        <w:rPr>
+          <w:rFonts w:ascii="Times New Roman" w:eastAsia="仿宋" w:hAnsi="Times New Roman" w:hint="eastAsia"/>
+          <w:sz w:val="24"/>
+        </w:rPr>
+        <w:lastRenderedPageBreak/>
+        <w:t>甲乙丙丁戊己庚辛壬癸子丑寅卯辰巳午未申酉戌亥</w:t>
       </w:r>
     </w:p>
     <w:p>
@@ -778,6 +813,7 @@
           <w:rFonts w:ascii="Times New Roman" w:eastAsia="仿宋" w:hAnsi="Times New Roman" w:hint="eastAsia"/>
           <w:sz w:val="24"/>
         </w:rPr>
+        <w:lastRenderedPageBreak/>
         <w:t>黄宇宙洪荒日</w:t>
       </w:r>
     </w:p>
@@ -941,6 +977,7 @@
           <w:rFonts w:ascii="Times New Roman" w:eastAsia="仿宋" w:hAnsi="Times New Roman" w:hint="eastAsia"/>
           <w:sz w:val="24"/>
         </w:rPr>
+        <w:lastRenderedPageBreak/>
         <w:t>盈昃辰宿列张</w:t>
       </w:r>
     </w:p>
@@ -1103,6 +1140,7 @@
           <w:rFonts w:ascii="Times New Roman" w:eastAsia="仿宋" w:hAnsi="Times New Roman" w:hint="eastAsia"/>
           <w:sz w:val="24"/>
         </w:rPr>
+        <w:lastRenderedPageBreak/>
         <w:t>雨雷电山川河海云雾霜雪松柏梅兰竹菊天地玄黄宇宙洪荒日月盈昃辰宿列张寒来暑往秋收冬</w:t>
       </w:r>
     </w:p>
@@ -1122,6 +1160,7 @@
           <w:rFonts w:ascii="Times New Roman" w:eastAsia="仿宋" w:hAnsi="Times New Roman" w:hint="eastAsia"/>
           <w:sz w:val="24"/>
         </w:rPr>
+        <w:lastRenderedPageBreak/>
         <w:t>藏闰余成岁律</w:t>
       </w:r>
     </w:p>
@@ -1302,6 +1341,7 @@
           <w:rFonts w:ascii="Times New Roman" w:eastAsia="仿宋" w:hAnsi="Times New Roman" w:hint="eastAsia"/>
           <w:sz w:val="24"/>
         </w:rPr>
+        <w:lastRenderedPageBreak/>
         <w:t>玄黄宇宙洪荒日月盈昃辰宿列张寒来暑往秋收冬藏闰余成岁律吕调阳甲乙丙丁戊己庚辛壬癸</w:t>
       </w:r>
     </w:p>
@@ -1321,6 +1361,7 @@
           <w:rFonts w:ascii="Times New Roman" w:eastAsia="仿宋" w:hAnsi="Times New Roman" w:hint="eastAsia"/>
           <w:sz w:val="24"/>
         </w:rPr>
+        <w:lastRenderedPageBreak/>
         <w:t>子丑寅卯辰巳</w:t>
       </w:r>
     </w:p>
@@ -1483,6 +1524,7 @@
           <w:rFonts w:ascii="Times New Roman" w:eastAsia="仿宋" w:hAnsi="Times New Roman" w:hint="eastAsia"/>
           <w:sz w:val="24"/>
         </w:rPr>
+        <w:lastRenderedPageBreak/>
         <w:t>未申酉戌亥东</w:t>
       </w:r>
     </w:p>
@@ -1644,7 +1686,15 @@
           <w:rFonts w:ascii="Times New Roman" w:eastAsia="仿宋" w:hAnsi="Times New Roman" w:hint="eastAsia"/>
           <w:sz w:val="24"/>
         </w:rPr>
-        <w:t>冬藏闰余成岁律吕调阳甲乙丙丁戊己庚辛壬癸子丑寅卯辰巳午未申酉戌亥东南西北中春夏秋</w:t>
+        <w:t>冬藏闰余成岁律吕调阳甲乙丙丁戊己庚辛壬癸子丑寅卯辰巳午未申酉戌亥东南西北</w:t>
+      </w:r>
+      <w:r>
+        <w:rPr>
+          <w:rFonts w:ascii="Times New Roman" w:eastAsia="仿宋" w:hAnsi="Times New Roman" w:hint="eastAsia"/>
+          <w:sz w:val="24"/>
+        </w:rPr>
+        <w:lastRenderedPageBreak/>
+        <w:t>中春夏秋</w:t>
       </w:r>
     </w:p>
     <w:p>
@@ -1663,6 +1713,7 @@
           <w:rFonts w:ascii="Times New Roman" w:eastAsia="仿宋" w:hAnsi="Times New Roman" w:hint="eastAsia"/>
           <w:sz w:val="24"/>
         </w:rPr>
+        <w:lastRenderedPageBreak/>
         <w:t>冬风雨雷电山</w:t>
       </w:r>
     </w:p>
@@ -1842,7 +1893,15 @@
           <w:rFonts w:ascii="Times New Roman" w:eastAsia="仿宋" w:hAnsi="Times New Roman" w:hint="eastAsia"/>
           <w:sz w:val="24"/>
         </w:rPr>
-        <w:t>癸子丑寅卯辰巳午未申酉戌亥东南西北中春夏秋冬风雨雷电山川河海云雾霜雪松柏梅兰竹菊</w:t>
+        <w:t>癸子丑寅卯辰巳午未申酉戌亥东南西北中</w:t>
+      </w:r>
+      <w:r>
+        <w:rPr>
+          <w:rFonts w:ascii="Times New Roman" w:eastAsia="仿宋" w:hAnsi="Times New Roman" w:hint="eastAsia"/>
+          <w:sz w:val="24"/>
+        </w:rPr>
+        <w:lastRenderedPageBreak/>
+        <w:t>春夏秋冬风雨雷电山川河海云雾霜雪松柏梅兰竹菊</w:t>
       </w:r>
     </w:p>
     <w:p>
@@ -1861,6 +1920,7 @@
           <w:rFonts w:ascii="Times New Roman" w:eastAsia="仿宋" w:hAnsi="Times New Roman" w:hint="eastAsia"/>
           <w:sz w:val="24"/>
         </w:rPr>
+        <w:lastRenderedPageBreak/>
         <w:t>天地玄黄宇宙</w:t>
       </w:r>
     </w:p>
@@ -1987,7 +2047,15 @@
           <w:rFonts w:ascii="Times New Roman" w:eastAsia="仿宋" w:hAnsi="Times New Roman" w:hint="eastAsia"/>
           <w:sz w:val="24"/>
         </w:rPr>
-        <w:t>秋冬风雨雷电山川河海云雾霜雪松柏梅兰竹菊天地玄黄宇宙洪荒日月盈昃辰宿列张寒来暑往秋收冬藏闰余成岁律吕调阳甲乙丙丁戊己庚辛壬癸子丑寅卯辰巳午未申酉戌亥东南西北中春</w:t>
+        <w:t>秋冬风雨雷电山川河海云雾霜雪松柏梅兰竹菊天地玄黄宇宙洪荒日月盈昃辰宿列张寒来暑往秋收冬藏闰余成岁律吕调阳甲乙</w:t>
+      </w:r>
+      <w:r>
+        <w:rPr>
+          <w:rFonts w:ascii="Times New Roman" w:eastAsia="仿宋" w:hAnsi="Times New Roman" w:hint="eastAsia"/>
+          <w:sz w:val="24"/>
+        </w:rPr>
+        <w:lastRenderedPageBreak/>
+        <w:t>丙丁戊己庚辛壬癸子丑寅卯辰巳午未申酉戌亥东南西北中春</w:t>
       </w:r>
     </w:p>
     <w:p>
@@ -2006,6 +2074,7 @@
           <w:rFonts w:ascii="Times New Roman" w:eastAsia="仿宋" w:hAnsi="Times New Roman" w:hint="eastAsia"/>
           <w:sz w:val="24"/>
         </w:rPr>
+        <w:lastRenderedPageBreak/>
         <w:t>夏秋冬风雨雷</w:t>
       </w:r>
     </w:p>
@@ -2024,6 +2093,7 @@
           <w:rFonts w:ascii="Times New Roman" w:eastAsia="仿宋" w:hAnsi="Times New Roman" w:hint="eastAsia"/>
           <w:sz w:val="24"/>
         </w:rPr>
+        <w:lastRenderedPageBreak/>
         <w:t>电山川河海云</w:t>
       </w:r>
     </w:p>
@@ -3039,7 +3109,7 @@
     <w:link w:val="10"/>
     <w:uiPriority w:val="9"/>
     <w:qFormat/>
-    <w:rsid w:val="002F68ED"/>
+    <w:rsid w:val="006E2F81"/>
     <w:pPr>
       <w:keepNext/>
       <w:keepLines/>
@@ -3062,7 +3132,7 @@
     <w:semiHidden/>
     <w:unhideWhenUsed/>
     <w:qFormat/>
-    <w:rsid w:val="002F68ED"/>
+    <w:rsid w:val="006E2F81"/>
     <w:pPr>
       <w:keepNext/>
       <w:keepLines/>
@@ -3085,7 +3155,7 @@
     <w:semiHidden/>
     <w:unhideWhenUsed/>
     <w:qFormat/>
-    <w:rsid w:val="002F68ED"/>
+    <w:rsid w:val="006E2F81"/>
     <w:pPr>
       <w:keepNext/>
       <w:keepLines/>
@@ -3108,7 +3178,7 @@
     <w:semiHidden/>
     <w:unhideWhenUsed/>
     <w:qFormat/>
-    <w:rsid w:val="002F68ED"/>
+    <w:rsid w:val="006E2F81"/>
     <w:pPr>
       <w:keepNext/>
       <w:keepLines/>
@@ -3131,7 +3201,7 @@
     <w:semiHidden/>
     <w:unhideWhenUsed/>
     <w:qFormat/>
-    <w:rsid w:val="002F68ED"/>
+    <w:rsid w:val="006E2F81"/>
     <w:pPr>
       <w:keepNext/>
       <w:keepLines/>
@@ -3154,7 +3224,7 @@
     <w:semiHidden/>
     <w:unhideWhenUsed/>
     <w:qFormat/>
-    <w:rsid w:val="002F68ED"/>
+    <w:rsid w:val="006E2F81"/>
     <w:pPr>
       <w:keepNext/>
       <w:keepLines/>
@@ -3177,7 +3247,7 @@
     <w:semiHidden/>
     <w:unhideWhenUsed/>
     <w:qFormat/>
-    <w:rsid w:val="002F68ED"/>
+    <w:rsid w:val="006E2F81"/>
     <w:pPr>
       <w:keepNext/>
       <w:keepLines/>
@@ -3200,7 +3270,7 @@
     <w:semiHidden/>
     <w:unhideWhenUsed/>
     <w:qFormat/>
-    <w:rsid w:val="002F68ED"/>
+    <w:rsid w:val="006E2F81"/>
     <w:pPr>
       <w:keepNext/>
       <w:keepLines/>
@@ -3220,7 +3290,7 @@
     <w:semiHidden/>
     <w:unhideWhenUsed/>
     <w:qFormat/>
-    <w:rsid w:val="002F68ED"/>
+    <w:rsid w:val="006E2F81"/>
     <w:pPr>
       <w:keepNext/>
       <w:keepLines/>
@@ -3263,7 +3333,7 @@
     <w:basedOn w:val="a0"/>
     <w:link w:val="1"/>
     <w:uiPriority w:val="9"/>
-    <w:rsid w:val="002F68ED"/>
+    <w:rsid w:val="006E2F81"/>
     <w:rPr>
       <w:rFonts w:asciiTheme="majorHAnsi" w:eastAsiaTheme="majorEastAsia" w:hAnsiTheme="majorHAnsi" w:cstheme="majorBidi"/>
       <w:color w:val="0F4761" w:themeColor="accent1" w:themeShade="BF"/>
@@ -3277,7 +3347,7 @@
     <w:link w:val="2"/>
     <w:uiPriority w:val="9"/>
     <w:semiHidden/>
-    <w:rsid w:val="002F68ED"/>
+    <w:rsid w:val="006E2F81"/>
     <w:rPr>
       <w:rFonts w:asciiTheme="majorHAnsi" w:eastAsiaTheme="majorEastAsia" w:hAnsiTheme="majorHAnsi" w:cstheme="majorBidi"/>
       <w:color w:val="0F4761" w:themeColor="accent1" w:themeShade="BF"/>
@@ -3291,7 +3361,7 @@
     <w:link w:val="3"/>
     <w:uiPriority w:val="9"/>
     <w:semiHidden/>
-    <w:rsid w:val="002F68ED"/>
+    <w:rsid w:val="006E2F81"/>
     <w:rPr>
       <w:rFonts w:asciiTheme="majorHAnsi" w:eastAsiaTheme="majorEastAsia" w:hAnsiTheme="majorHAnsi" w:cstheme="majorBidi"/>
       <w:color w:val="0F4761" w:themeColor="accent1" w:themeShade="BF"/>
@@ -3305,7 +3375,7 @@
     <w:link w:val="4"/>
     <w:uiPriority w:val="9"/>
     <w:semiHidden/>
-    <w:rsid w:val="002F68ED"/>
+    <w:rsid w:val="006E2F81"/>
     <w:rPr>
       <w:rFonts w:cstheme="majorBidi"/>
       <w:color w:val="0F4761" w:themeColor="accent1" w:themeShade="BF"/>
@@ -3319,7 +3389,7 @@
     <w:link w:val="5"/>
     <w:uiPriority w:val="9"/>
     <w:semiHidden/>
-    <w:rsid w:val="002F68ED"/>
+    <w:rsid w:val="006E2F81"/>
     <w:rPr>
       <w:rFonts w:cstheme="majorBidi"/>
       <w:color w:val="0F4761" w:themeColor="accent1" w:themeShade="BF"/>
@@ -3333,7 +3403,7 @@
     <w:link w:val="6"/>
     <w:uiPriority w:val="9"/>
     <w:semiHidden/>
-    <w:rsid w:val="002F68ED"/>
+    <w:rsid w:val="006E2F81"/>
     <w:rPr>
       <w:rFonts w:cstheme="majorBidi"/>
       <w:b/>
@@ -3347,7 +3417,7 @@
     <w:link w:val="7"/>
     <w:uiPriority w:val="9"/>
     <w:semiHidden/>
-    <w:rsid w:val="002F68ED"/>
+    <w:rsid w:val="006E2F81"/>
     <w:rPr>
       <w:rFonts w:cstheme="majorBidi"/>
       <w:b/>
@@ -3361,7 +3431,7 @@
     <w:link w:val="8"/>
     <w:uiPriority w:val="9"/>
     <w:semiHidden/>
-    <w:rsid w:val="002F68ED"/>
+    <w:rsid w:val="006E2F81"/>
     <w:rPr>
       <w:rFonts w:cstheme="majorBidi"/>
       <w:color w:val="595959" w:themeColor="text1" w:themeTint="A6"/>
@@ -3373,7 +3443,7 @@
     <w:link w:val="9"/>
     <w:uiPriority w:val="9"/>
     <w:semiHidden/>
-    <w:rsid w:val="002F68ED"/>
+    <w:rsid w:val="006E2F81"/>
     <w:rPr>
       <w:rFonts w:eastAsiaTheme="majorEastAsia" w:cstheme="majorBidi"/>
       <w:color w:val="595959" w:themeColor="text1" w:themeTint="A6"/>
@@ -3386,7 +3456,7 @@
     <w:link w:val="a4"/>
     <w:uiPriority w:val="10"/>
     <w:qFormat/>
-    <w:rsid w:val="002F68ED"/>
+    <w:rsid w:val="006E2F81"/>
     <w:pPr>
       <w:spacing w:after="80"/>
       <w:contextualSpacing/>
@@ -3405,7 +3475,7 @@
     <w:basedOn w:val="a0"/>
     <w:link w:val="a3"/>
     <w:uiPriority w:val="10"/>
-    <w:rsid w:val="002F68ED"/>
+    <w:rsid w:val="006E2F81"/>
     <w:rPr>
       <w:rFonts w:asciiTheme="majorHAnsi" w:eastAsiaTheme="majorEastAsia" w:hAnsiTheme="majorHAnsi" w:cstheme="majorBidi"/>
       <w:spacing w:val="-10"/>
@@ -3421,7 +3491,7 @@
     <w:link w:val="a6"/>
     <w:uiPriority w:val="11"/>
     <w:qFormat/>
-    <w:rsid w:val="002F68ED"/>
+    <w:rsid w:val="006E2F81"/>
     <w:pPr>
       <w:numPr>
         <w:ilvl w:val="1"/>
@@ -3442,7 +3512,7 @@
     <w:basedOn w:val="a0"/>
     <w:link w:val="a5"/>
     <w:uiPriority w:val="11"/>
-    <w:rsid w:val="002F68ED"/>
+    <w:rsid w:val="006E2F81"/>
     <w:rPr>
       <w:rFonts w:asciiTheme="majorHAnsi" w:eastAsiaTheme="majorEastAsia" w:hAnsiTheme="majorHAnsi" w:cstheme="majorBidi"/>
       <w:color w:val="595959" w:themeColor="text1" w:themeTint="A6"/>
@@ -3458,7 +3528,7 @@
     <w:link w:val="a8"/>
     <w:uiPriority w:val="29"/>
     <w:qFormat/>
-    <w:rsid w:val="002F68ED"/>
+    <w:rsid w:val="006E2F81"/>
     <w:pPr>
       <w:spacing w:before="160" w:after="160"/>
       <w:jc w:val="center"/>
@@ -3474,7 +3544,7 @@
     <w:basedOn w:val="a0"/>
     <w:link w:val="a7"/>
     <w:uiPriority w:val="29"/>
-    <w:rsid w:val="002F68ED"/>
+    <w:rsid w:val="006E2F81"/>
     <w:rPr>
       <w:i/>
       <w:iCs/>
@@ -3486,7 +3556,7 @@
     <w:basedOn w:val="a"/>
     <w:uiPriority w:val="34"/>
     <w:qFormat/>
-    <w:rsid w:val="002F68ED"/>
+    <w:rsid w:val="006E2F81"/>
     <w:pPr>
       <w:ind w:left="720"/>
       <w:contextualSpacing/>
@@ -3497,7 +3567,7 @@
     <w:basedOn w:val="a0"/>
     <w:uiPriority w:val="21"/>
     <w:qFormat/>
-    <w:rsid w:val="002F68ED"/>
+    <w:rsid w:val="006E2F81"/>
     <w:rPr>
       <w:i/>
       <w:iCs/>
@@ -3511,7 +3581,7 @@
     <w:link w:val="ac"/>
     <w:uiPriority w:val="30"/>
     <w:qFormat/>
-    <w:rsid w:val="002F68ED"/>
+    <w:rsid w:val="006E2F81"/>
     <w:pPr>
       <w:pBdr>
         <w:top w:val="single" w:sz="4" w:space="10" w:color="0F4761" w:themeColor="accent1" w:themeShade="BF"/>
@@ -3532,7 +3602,7 @@
     <w:basedOn w:val="a0"/>
     <w:link w:val="ab"/>
     <w:uiPriority w:val="30"/>
-    <w:rsid w:val="002F68ED"/>
+    <w:rsid w:val="006E2F81"/>
     <w:rPr>
       <w:i/>
       <w:iCs/>
@@ -3544,7 +3614,7 @@
     <w:basedOn w:val="a0"/>
     <w:uiPriority w:val="32"/>
     <w:qFormat/>
-    <w:rsid w:val="002F68ED"/>
+    <w:rsid w:val="006E2F81"/>
     <w:rPr>
       <w:b/>
       <w:bCs/>
